--- a/TrainingManual6_CrimeLord.docx
+++ b/TrainingManual6_CrimeLord.docx
@@ -354,6 +354,23 @@
           <w:ilvl w:val="0"/>
           <w:numId w:val="8"/>
         </w:numPr>
+        <w:rPr>
+          <w:rStyle w:val="SubtleReference"/>
+          <w:smallCaps w:val="0"/>
+          <w:color w:val="auto"/>
+        </w:rPr>
+      </w:pPr>
+      <w:r>
+        <w:t>Take one pair of Law Tags, put one on your Law, and one on the Flatter action space.</w:t>
+      </w:r>
+    </w:p>
+    <w:p>
+      <w:pPr>
+        <w:pStyle w:val="ListParagraph"/>
+        <w:numPr>
+          <w:ilvl w:val="0"/>
+          <w:numId w:val="8"/>
+        </w:numPr>
       </w:pPr>
       <w:r>
         <w:t>Find one copy of the following Scheme and put it in your hand.</w:t>
@@ -366,6 +383,11 @@
           <w:ilvl w:val="1"/>
           <w:numId w:val="8"/>
         </w:numPr>
+        <w:rPr>
+          <w:rStyle w:val="SubtleReference"/>
+          <w:smallCaps w:val="0"/>
+          <w:color w:val="auto"/>
+        </w:rPr>
       </w:pPr>
       <w:r>
         <w:rPr>
@@ -416,6 +438,21 @@
       </w:r>
       <w:r>
         <w:t>”</w:t>
+      </w:r>
+    </w:p>
+    <w:p>
+      <w:pPr>
+        <w:pStyle w:val="ListParagraph"/>
+        <w:numPr>
+          <w:ilvl w:val="0"/>
+          <w:numId w:val="9"/>
+        </w:numPr>
+      </w:pPr>
+      <w:r>
+        <w:t xml:space="preserve">When the </w:t>
+      </w:r>
+      <w:r>
+        <w:t>Chief Scribe prompts you to choose an action to sanction, choose Infiltrate.</w:t>
       </w:r>
     </w:p>
     <w:p>
@@ -711,6 +748,7 @@
         <w:rPr>
           <w:rStyle w:val="Strong"/>
         </w:rPr>
+        <w:lastRenderedPageBreak/>
         <w:t>Recruit</w:t>
       </w:r>
       <w:r>
@@ -764,6 +802,407 @@
           <w:b w:val="0"/>
           <w:bCs w:val="0"/>
         </w:rPr>
+        <w:t>“</w:t>
+      </w:r>
+      <w:r>
+        <w:rPr>
+          <w:rStyle w:val="Strong"/>
+          <w:b w:val="0"/>
+          <w:bCs w:val="0"/>
+        </w:rPr>
+        <w:t>I used my other leader earlier when I Negotiated with the Head Banker, so I will pass for the rest of the round.</w:t>
+      </w:r>
+      <w:r>
+        <w:rPr>
+          <w:rStyle w:val="Strong"/>
+          <w:b w:val="0"/>
+          <w:bCs w:val="0"/>
+        </w:rPr>
+        <w:t>”</w:t>
+      </w:r>
+    </w:p>
+    <w:p>
+      <w:pPr>
+        <w:pStyle w:val="Heading2"/>
+      </w:pPr>
+      <w:r>
+        <w:t>Report Phase</w:t>
+      </w:r>
+    </w:p>
+    <w:p>
+      <w:pPr>
+        <w:pStyle w:val="ListParagraph"/>
+        <w:numPr>
+          <w:ilvl w:val="0"/>
+          <w:numId w:val="6"/>
+        </w:numPr>
+      </w:pPr>
+      <w:r>
+        <w:t>After everyone has collected their Leaders,</w:t>
+      </w:r>
+    </w:p>
+    <w:p>
+      <w:pPr>
+        <w:pStyle w:val="Quote"/>
+      </w:pPr>
+      <w:r>
+        <w:t xml:space="preserve">“Time to see what </w:t>
+      </w:r>
+      <w:r>
+        <w:t xml:space="preserve">secret attacks happened last round! I will open each </w:t>
+      </w:r>
+      <w:r>
+        <w:t xml:space="preserve">pouch, one by one, and resolve each Scheme I find in the pouch. </w:t>
+      </w:r>
+      <w:r>
+        <w:t xml:space="preserve">Each Scheme needs one Spy in the pouch, so if there are not enough Spies, the extra </w:t>
+      </w:r>
+      <w:r>
+        <w:t>Schemes will get discarded.</w:t>
+      </w:r>
+      <w:r>
+        <w:t>”</w:t>
+      </w:r>
+    </w:p>
+    <w:p>
+      <w:pPr>
+        <w:pStyle w:val="ListParagraph"/>
+        <w:numPr>
+          <w:ilvl w:val="0"/>
+          <w:numId w:val="6"/>
+        </w:numPr>
+      </w:pPr>
+      <w:r>
+        <w:t>After checking all Scheme pouches,</w:t>
+      </w:r>
+    </w:p>
+    <w:p>
+      <w:pPr>
+        <w:pStyle w:val="Quote"/>
+      </w:pPr>
+      <w:r>
+        <w:t xml:space="preserve">“Now that we have resolved any Schemes, </w:t>
+      </w:r>
+      <w:r>
+        <w:t>I will reset the card markers in these pouches and redistribute them.</w:t>
+      </w:r>
+      <w:r>
+        <w:t>”</w:t>
+      </w:r>
+    </w:p>
+    <w:p>
+      <w:pPr>
+        <w:pStyle w:val="Heading1"/>
+      </w:pPr>
+      <w:r>
+        <w:t>Round 2</w:t>
+      </w:r>
+    </w:p>
+    <w:p>
+      <w:pPr>
+        <w:pStyle w:val="ListParagraph"/>
+        <w:numPr>
+          <w:ilvl w:val="0"/>
+          <w:numId w:val="3"/>
+        </w:numPr>
+      </w:pPr>
+      <w:r>
+        <w:t xml:space="preserve">At some point in the next round, subtly </w:t>
+      </w:r>
+      <w:r>
+        <w:rPr>
+          <w:rStyle w:val="Strong"/>
+        </w:rPr>
+        <w:t>scheme</w:t>
+      </w:r>
+      <w:r>
+        <w:t xml:space="preserve"> against the </w:t>
+      </w:r>
+      <w:r>
+        <w:t>Chief Scribe</w:t>
+      </w:r>
+      <w:r>
+        <w:t xml:space="preserve">. </w:t>
+      </w:r>
+    </w:p>
+    <w:p>
+      <w:pPr>
+        <w:pStyle w:val="ListParagraph"/>
+        <w:numPr>
+          <w:ilvl w:val="1"/>
+          <w:numId w:val="3"/>
+        </w:numPr>
+      </w:pPr>
+      <w:r>
+        <w:t xml:space="preserve">Choose </w:t>
+      </w:r>
+      <w:r>
+        <w:t xml:space="preserve">the </w:t>
+      </w:r>
+      <w:r>
+        <w:rPr>
+          <w:rStyle w:val="SubtleReference"/>
+        </w:rPr>
+        <w:t>Humiliation</w:t>
+      </w:r>
+      <w:r>
+        <w:t xml:space="preserve"> scheme card </w:t>
+      </w:r>
+      <w:r>
+        <w:t xml:space="preserve">and </w:t>
+      </w:r>
+      <w:r>
+        <w:t xml:space="preserve">grab a card marker for the </w:t>
+      </w:r>
+      <w:r>
+        <w:t xml:space="preserve">Chief Scribe </w:t>
+      </w:r>
+      <w:r>
+        <w:t>from your pouch.</w:t>
+      </w:r>
+    </w:p>
+    <w:p>
+      <w:pPr>
+        <w:pStyle w:val="ListParagraph"/>
+        <w:numPr>
+          <w:ilvl w:val="1"/>
+          <w:numId w:val="3"/>
+        </w:numPr>
+      </w:pPr>
+      <w:r>
+        <w:t xml:space="preserve">Put the </w:t>
+      </w:r>
+      <w:r>
+        <w:t xml:space="preserve">Chief Scribe’s </w:t>
+      </w:r>
+      <w:r>
+        <w:t>card marker on the top of the scheme card (the target of the scheme).</w:t>
+      </w:r>
+    </w:p>
+    <w:p>
+      <w:pPr>
+        <w:pStyle w:val="ListParagraph"/>
+        <w:numPr>
+          <w:ilvl w:val="1"/>
+          <w:numId w:val="3"/>
+        </w:numPr>
+      </w:pPr>
+      <w:r>
+        <w:t>Put the marked scheme card into the pouch with all the rest of the card marker</w:t>
+      </w:r>
+      <w:r>
+        <w:t>s</w:t>
+      </w:r>
+      <w:r>
+        <w:t>.</w:t>
+      </w:r>
+    </w:p>
+    <w:p>
+      <w:pPr>
+        <w:pStyle w:val="ListParagraph"/>
+        <w:numPr>
+          <w:ilvl w:val="1"/>
+          <w:numId w:val="3"/>
+        </w:numPr>
+      </w:pPr>
+      <w:r>
+        <w:t>Put your Spy into the pouch.</w:t>
+      </w:r>
+    </w:p>
+    <w:p>
+      <w:pPr>
+        <w:pStyle w:val="Heading2"/>
+      </w:pPr>
+      <w:r>
+        <w:t>Action Phase</w:t>
+      </w:r>
+    </w:p>
+    <w:p>
+      <w:pPr>
+        <w:pStyle w:val="ListParagraph"/>
+        <w:numPr>
+          <w:ilvl w:val="0"/>
+          <w:numId w:val="5"/>
+        </w:numPr>
+      </w:pPr>
+      <w:r>
+        <w:rPr>
+          <w:rStyle w:val="Strong"/>
+        </w:rPr>
+        <w:t>Flatter</w:t>
+      </w:r>
+      <w:r>
+        <w:t xml:space="preserve"> </w:t>
+      </w:r>
+      <w:r>
+        <w:t>for the King’s Favor and 1 Coin</w:t>
+      </w:r>
+      <w:r>
+        <w:t>.</w:t>
+      </w:r>
+    </w:p>
+    <w:p>
+      <w:pPr>
+        <w:pStyle w:val="Quote"/>
+      </w:pPr>
+      <w:r>
+        <w:t xml:space="preserve">“I’ll take that King’s Favor.” </w:t>
+      </w:r>
+    </w:p>
+    <w:p>
+      <w:pPr>
+        <w:pStyle w:val="ListParagraph"/>
+        <w:numPr>
+          <w:ilvl w:val="0"/>
+          <w:numId w:val="5"/>
+        </w:numPr>
+      </w:pPr>
+      <w:r>
+        <w:rPr>
+          <w:rStyle w:val="Strong"/>
+        </w:rPr>
+        <w:t>Undermarket Buy</w:t>
+      </w:r>
+      <w:r>
+        <w:rPr>
+          <w:rStyle w:val="Strong"/>
+        </w:rPr>
+        <w:t xml:space="preserve"> </w:t>
+      </w:r>
+      <w:r>
+        <w:t>4</w:t>
+      </w:r>
+      <w:r>
+        <w:t xml:space="preserve"> Commodities</w:t>
+      </w:r>
+      <w:r>
+        <w:t xml:space="preserve"> with 2 Coins</w:t>
+      </w:r>
+      <w:r>
+        <w:t>.</w:t>
+      </w:r>
+    </w:p>
+    <w:p>
+      <w:pPr>
+        <w:pStyle w:val="Quote"/>
+        <w:rPr>
+          <w:b/>
+          <w:bCs/>
+        </w:rPr>
+      </w:pPr>
+      <w:r>
+        <w:rPr>
+          <w:rStyle w:val="Strong"/>
+          <w:b w:val="0"/>
+          <w:bCs w:val="0"/>
+        </w:rPr>
+        <w:t>“</w:t>
+      </w:r>
+      <w:r>
+        <w:rPr>
+          <w:rStyle w:val="Strong"/>
+          <w:b w:val="0"/>
+          <w:bCs w:val="0"/>
+        </w:rPr>
+        <w:t>I would love to use the Court Buy since I don’t have any Investments</w:t>
+      </w:r>
+      <w:r>
+        <w:rPr>
+          <w:rStyle w:val="Strong"/>
+          <w:b w:val="0"/>
+          <w:bCs w:val="0"/>
+        </w:rPr>
+        <w:t>, but the Master of Lies already took that space, so I need to go to the Undermarket and use the worse rate.</w:t>
+      </w:r>
+      <w:r>
+        <w:rPr>
+          <w:rStyle w:val="Strong"/>
+          <w:b w:val="0"/>
+          <w:bCs w:val="0"/>
+        </w:rPr>
+        <w:t xml:space="preserve"> I’ll pay 2 Coins to the Free Bank for </w:t>
+      </w:r>
+      <w:r>
+        <w:rPr>
+          <w:rStyle w:val="Strong"/>
+          <w:b w:val="0"/>
+          <w:bCs w:val="0"/>
+        </w:rPr>
+        <w:t>4</w:t>
+      </w:r>
+      <w:r>
+        <w:rPr>
+          <w:rStyle w:val="Strong"/>
+          <w:b w:val="0"/>
+          <w:bCs w:val="0"/>
+        </w:rPr>
+        <w:t xml:space="preserve"> Commodities and decrease the Market Rate.</w:t>
+      </w:r>
+      <w:r>
+        <w:rPr>
+          <w:rStyle w:val="Strong"/>
+          <w:b w:val="0"/>
+          <w:bCs w:val="0"/>
+        </w:rPr>
+        <w:t>”</w:t>
+      </w:r>
+    </w:p>
+    <w:p>
+      <w:pPr>
+        <w:pStyle w:val="ListParagraph"/>
+        <w:numPr>
+          <w:ilvl w:val="0"/>
+          <w:numId w:val="5"/>
+        </w:numPr>
+      </w:pPr>
+      <w:r>
+        <w:rPr>
+          <w:rStyle w:val="Strong"/>
+        </w:rPr>
+        <w:t>Undermarket Sell</w:t>
+      </w:r>
+      <w:r>
+        <w:rPr>
+          <w:rStyle w:val="Strong"/>
+        </w:rPr>
+        <w:t xml:space="preserve"> </w:t>
+      </w:r>
+      <w:r>
+        <w:t xml:space="preserve">for 4 Coins using </w:t>
+      </w:r>
+      <w:r>
+        <w:rPr>
+          <w:rStyle w:val="SubtleReference"/>
+        </w:rPr>
+        <w:t>Blood Pact</w:t>
+      </w:r>
+      <w:r>
+        <w:t xml:space="preserve"> and </w:t>
+      </w:r>
+      <w:r>
+        <w:rPr>
+          <w:rStyle w:val="SubtleReference"/>
+        </w:rPr>
+        <w:t>Dangerous Promises</w:t>
+      </w:r>
+      <w:r>
+        <w:t>.</w:t>
+      </w:r>
+    </w:p>
+    <w:p>
+      <w:pPr>
+        <w:pStyle w:val="Quote"/>
+        <w:rPr>
+          <w:b/>
+          <w:bCs/>
+        </w:rPr>
+      </w:pPr>
+      <w:r>
+        <w:rPr>
+          <w:rStyle w:val="Strong"/>
+          <w:b w:val="0"/>
+          <w:bCs w:val="0"/>
+        </w:rPr>
         <w:lastRenderedPageBreak/>
         <w:t>“</w:t>
       </w:r>
@@ -773,7 +1212,7 @@
           <w:b w:val="0"/>
           <w:bCs w:val="0"/>
         </w:rPr>
-        <w:t>I used my other leader earlier when I Negotiated with the Head Banker, so I will pass for the rest of the round.</w:t>
+        <w:t>That Market Rate dropped fast, so I’ll sell my Commodities right away!</w:t>
       </w:r>
       <w:r>
         <w:rPr>
@@ -786,202 +1225,6 @@
     </w:p>
     <w:p>
       <w:pPr>
-        <w:pStyle w:val="Heading2"/>
-      </w:pPr>
-      <w:r>
-        <w:t>Report Phase</w:t>
-      </w:r>
-    </w:p>
-    <w:p>
-      <w:pPr>
-        <w:pStyle w:val="ListParagraph"/>
-        <w:numPr>
-          <w:ilvl w:val="0"/>
-          <w:numId w:val="6"/>
-        </w:numPr>
-      </w:pPr>
-      <w:r>
-        <w:t>After everyone has collected their Leaders,</w:t>
-      </w:r>
-    </w:p>
-    <w:p>
-      <w:pPr>
-        <w:pStyle w:val="Quote"/>
-      </w:pPr>
-      <w:r>
-        <w:t xml:space="preserve">“Time to see what </w:t>
-      </w:r>
-      <w:r>
-        <w:t xml:space="preserve">secret attacks happened last round! I will open each </w:t>
-      </w:r>
-      <w:r>
-        <w:t xml:space="preserve">pouch, one by one, and resolve each Scheme I find in the pouch. </w:t>
-      </w:r>
-      <w:r>
-        <w:t xml:space="preserve">Each Scheme needs one Spy in the pouch, so if there are not enough Spies, the extra </w:t>
-      </w:r>
-      <w:r>
-        <w:t>Schemes will get discarded.</w:t>
-      </w:r>
-      <w:r>
-        <w:t>”</w:t>
-      </w:r>
-    </w:p>
-    <w:p>
-      <w:pPr>
-        <w:pStyle w:val="ListParagraph"/>
-        <w:numPr>
-          <w:ilvl w:val="0"/>
-          <w:numId w:val="6"/>
-        </w:numPr>
-      </w:pPr>
-      <w:r>
-        <w:t>After checking all Scheme pouches,</w:t>
-      </w:r>
-    </w:p>
-    <w:p>
-      <w:pPr>
-        <w:pStyle w:val="Quote"/>
-      </w:pPr>
-      <w:r>
-        <w:t xml:space="preserve">“Now that we have resolved any Schemes, </w:t>
-      </w:r>
-      <w:r>
-        <w:t>I will reset the card markers in these pouches and redistribute them.</w:t>
-      </w:r>
-      <w:r>
-        <w:t>”</w:t>
-      </w:r>
-    </w:p>
-    <w:p>
-      <w:pPr>
-        <w:pStyle w:val="Heading1"/>
-      </w:pPr>
-      <w:r>
-        <w:t>Round 2</w:t>
-      </w:r>
-    </w:p>
-    <w:p>
-      <w:pPr>
-        <w:pStyle w:val="ListParagraph"/>
-        <w:numPr>
-          <w:ilvl w:val="0"/>
-          <w:numId w:val="3"/>
-        </w:numPr>
-      </w:pPr>
-      <w:r>
-        <w:t xml:space="preserve">At some point in the next round, subtly </w:t>
-      </w:r>
-      <w:r>
-        <w:rPr>
-          <w:rStyle w:val="Strong"/>
-        </w:rPr>
-        <w:t>scheme</w:t>
-      </w:r>
-      <w:r>
-        <w:t xml:space="preserve"> against the </w:t>
-      </w:r>
-      <w:r>
-        <w:t>Chief Scribe</w:t>
-      </w:r>
-      <w:r>
-        <w:t xml:space="preserve">. </w:t>
-      </w:r>
-    </w:p>
-    <w:p>
-      <w:pPr>
-        <w:pStyle w:val="ListParagraph"/>
-        <w:numPr>
-          <w:ilvl w:val="1"/>
-          <w:numId w:val="3"/>
-        </w:numPr>
-      </w:pPr>
-      <w:r>
-        <w:t xml:space="preserve">Choose </w:t>
-      </w:r>
-      <w:r>
-        <w:t xml:space="preserve">the </w:t>
-      </w:r>
-      <w:r>
-        <w:rPr>
-          <w:rStyle w:val="SubtleReference"/>
-        </w:rPr>
-        <w:t>Humiliation</w:t>
-      </w:r>
-      <w:r>
-        <w:t xml:space="preserve"> scheme card </w:t>
-      </w:r>
-      <w:r>
-        <w:t xml:space="preserve">and </w:t>
-      </w:r>
-      <w:r>
-        <w:t xml:space="preserve">grab a card marker for the </w:t>
-      </w:r>
-      <w:r>
-        <w:t xml:space="preserve">Chief Scribe </w:t>
-      </w:r>
-      <w:r>
-        <w:t>from your pouch.</w:t>
-      </w:r>
-    </w:p>
-    <w:p>
-      <w:pPr>
-        <w:pStyle w:val="ListParagraph"/>
-        <w:numPr>
-          <w:ilvl w:val="1"/>
-          <w:numId w:val="3"/>
-        </w:numPr>
-      </w:pPr>
-      <w:r>
-        <w:t xml:space="preserve">Put the </w:t>
-      </w:r>
-      <w:r>
-        <w:t xml:space="preserve">Chief Scribe’s </w:t>
-      </w:r>
-      <w:r>
-        <w:t>card marker on the top of the scheme card (the target of the scheme).</w:t>
-      </w:r>
-    </w:p>
-    <w:p>
-      <w:pPr>
-        <w:pStyle w:val="ListParagraph"/>
-        <w:numPr>
-          <w:ilvl w:val="1"/>
-          <w:numId w:val="3"/>
-        </w:numPr>
-      </w:pPr>
-      <w:r>
-        <w:t>Put the marked scheme card into the pouch with all the rest of the card marker</w:t>
-      </w:r>
-      <w:r>
-        <w:t>s</w:t>
-      </w:r>
-      <w:r>
-        <w:t>.</w:t>
-      </w:r>
-    </w:p>
-    <w:p>
-      <w:pPr>
-        <w:pStyle w:val="ListParagraph"/>
-        <w:numPr>
-          <w:ilvl w:val="1"/>
-          <w:numId w:val="3"/>
-        </w:numPr>
-      </w:pPr>
-      <w:r>
-        <w:t>Put your Spy into the pouch.</w:t>
-      </w:r>
-    </w:p>
-    <w:p>
-      <w:pPr>
-        <w:pStyle w:val="Heading2"/>
-      </w:pPr>
-      <w:r>
-        <w:t>Action Phase</w:t>
-      </w:r>
-    </w:p>
-    <w:p>
-      <w:pPr>
         <w:pStyle w:val="ListParagraph"/>
         <w:numPr>
           <w:ilvl w:val="0"/>
@@ -992,16 +1235,137 @@
         <w:rPr>
           <w:rStyle w:val="Strong"/>
         </w:rPr>
-        <w:t>Flatter</w:t>
+        <w:t xml:space="preserve">Recruit </w:t>
+      </w:r>
+      <w:r>
+        <w:t>2 Troops</w:t>
+      </w:r>
+      <w:r>
+        <w:t>.</w:t>
+      </w:r>
+    </w:p>
+    <w:p>
+      <w:pPr>
+        <w:pStyle w:val="Heading2"/>
+      </w:pPr>
+      <w:r>
+        <w:t>Report Phase</w:t>
+      </w:r>
+    </w:p>
+    <w:p>
+      <w:pPr>
+        <w:pStyle w:val="ListParagraph"/>
+        <w:numPr>
+          <w:ilvl w:val="0"/>
+          <w:numId w:val="11"/>
+        </w:numPr>
+      </w:pPr>
+      <w:r>
+        <w:t>After everyone has collected their Leaders,</w:t>
+      </w:r>
+    </w:p>
+    <w:p>
+      <w:pPr>
+        <w:pStyle w:val="Quote"/>
+      </w:pPr>
+      <w:r>
+        <w:t>“</w:t>
+      </w:r>
+      <w:r>
+        <w:t>It’s Scheme time again</w:t>
+      </w:r>
+      <w:r>
+        <w:t xml:space="preserve">! </w:t>
+      </w:r>
+      <w:r>
+        <w:t>Hopefully something happened this round.</w:t>
+      </w:r>
+      <w:r>
+        <w:t xml:space="preserve"> Each Scheme needs one Spy in the pouch, so if there are not enough Spies, the extra Schemes will get discarded.</w:t>
+      </w:r>
+      <w:r>
+        <w:t xml:space="preserve"> A Scheme card will have 1 or 2 card markers on it. The marker on the top of the card determines the Target, the player that has to read the card out loud and fulfill it. If there is a card marker on the bottom of the card,</w:t>
+      </w:r>
+      <w:r>
+        <w:t xml:space="preserve"> it determines the Receiver</w:t>
+      </w:r>
+      <w:r>
+        <w:t>,</w:t>
       </w:r>
       <w:r>
         <w:t xml:space="preserve"> </w:t>
       </w:r>
       <w:r>
-        <w:t>for the King’s Favor and 1 Coin</w:t>
-      </w:r>
-      <w:r>
-        <w:t>.</w:t>
+        <w:t>the</w:t>
+      </w:r>
+      <w:r>
+        <w:t xml:space="preserve"> player </w:t>
+      </w:r>
+      <w:r>
+        <w:t xml:space="preserve">that </w:t>
+      </w:r>
+      <w:r>
+        <w:t>has a chance to</w:t>
+      </w:r>
+      <w:r>
+        <w:t xml:space="preserve"> </w:t>
+      </w:r>
+      <w:r>
+        <w:t>benefit from the Target</w:t>
+      </w:r>
+      <w:r>
+        <w:t>’s misfortune.</w:t>
+      </w:r>
+      <w:r>
+        <w:t xml:space="preserve"> Before the Target follows the instructions on the card, he will roll one non-player die. If the result is less than or equal to </w:t>
+      </w:r>
+      <w:r>
+        <w:t>the half the number of his current Troops, his guards catch the Spy, and the Target discards the Scheme with no effect. If the result is greater than half his Troops, the Scheme succeeds, and he must follow the instructions. This is know as a</w:t>
+      </w:r>
+      <w:r>
+        <w:t xml:space="preserve">n Evasion </w:t>
+      </w:r>
+      <w:r>
+        <w:t xml:space="preserve">Roll, and some investments improve your chance of defending a scheme. </w:t>
+      </w:r>
+      <w:r>
+        <w:t xml:space="preserve">Some scheme </w:t>
+      </w:r>
+      <w:r>
+        <w:t xml:space="preserve">instructions </w:t>
+      </w:r>
+      <w:r>
+        <w:t xml:space="preserve">have a random value, known as a </w:t>
+      </w:r>
+      <w:r>
+        <w:t>Damage</w:t>
+      </w:r>
+      <w:r>
+        <w:t xml:space="preserve"> Roll</w:t>
+      </w:r>
+      <w:r>
+        <w:t>. Again some investments lower the potential damage of schemes.</w:t>
+      </w:r>
+      <w:r>
+        <w:t xml:space="preserve"> If the scheme has a Card Roll, use the result of another die roll.</w:t>
+      </w:r>
+      <w:r>
+        <w:t xml:space="preserve"> If the card has a Receiver, give the instructed resources to the Receiver.</w:t>
+      </w:r>
+      <w:r>
+        <w:t>”</w:t>
+      </w:r>
+    </w:p>
+    <w:p>
+      <w:pPr>
+        <w:pStyle w:val="ListParagraph"/>
+        <w:numPr>
+          <w:ilvl w:val="0"/>
+          <w:numId w:val="11"/>
+        </w:numPr>
+      </w:pPr>
+      <w:r>
+        <w:t>After checking all Scheme pouches,</w:t>
       </w:r>
     </w:p>
     <w:p>
@@ -1009,7 +1373,29 @@
         <w:pStyle w:val="Quote"/>
       </w:pPr>
       <w:r>
-        <w:t xml:space="preserve">“I’ll take that King’s Favor.” </w:t>
+        <w:t xml:space="preserve">“Now that we have resolved </w:t>
+      </w:r>
+      <w:r>
+        <w:t>the</w:t>
+      </w:r>
+      <w:r>
+        <w:t xml:space="preserve"> Schemes, I will reset the card markers in these pouches and redistribute them.”</w:t>
+      </w:r>
+    </w:p>
+    <w:p>
+      <w:pPr>
+        <w:pStyle w:val="Heading1"/>
+      </w:pPr>
+      <w:r>
+        <w:t>Round 3</w:t>
+      </w:r>
+    </w:p>
+    <w:p>
+      <w:pPr>
+        <w:pStyle w:val="Heading2"/>
+      </w:pPr>
+      <w:r>
+        <w:t>Action Phase</w:t>
       </w:r>
     </w:p>
     <w:p>
@@ -1017,57 +1403,53 @@
         <w:pStyle w:val="ListParagraph"/>
         <w:numPr>
           <w:ilvl w:val="0"/>
-          <w:numId w:val="5"/>
-        </w:numPr>
-      </w:pPr>
-      <w:r>
-        <w:rPr>
-          <w:rStyle w:val="Strong"/>
-        </w:rPr>
-        <w:t>Undermarket Buy</w:t>
-      </w:r>
-      <w:r>
-        <w:rPr>
-          <w:rStyle w:val="Strong"/>
-        </w:rPr>
-        <w:t xml:space="preserve"> </w:t>
-      </w:r>
-      <w:r>
-        <w:t>4</w:t>
-      </w:r>
-      <w:r>
-        <w:t xml:space="preserve"> Commodities</w:t>
-      </w:r>
-      <w:r>
-        <w:t xml:space="preserve"> with 2 Coins</w:t>
-      </w:r>
-      <w:r>
-        <w:t>.</w:t>
-      </w:r>
-    </w:p>
-    <w:p>
-      <w:pPr>
-        <w:pStyle w:val="Quote"/>
-        <w:rPr>
-          <w:b/>
-          <w:bCs/>
-        </w:rPr>
-      </w:pPr>
-      <w:r>
+          <w:numId w:val="2"/>
+        </w:numPr>
+      </w:pPr>
+      <w:r>
+        <w:rPr>
+          <w:rStyle w:val="Strong"/>
+        </w:rPr>
+        <w:t xml:space="preserve">Undermarket </w:t>
+      </w:r>
+      <w:r>
+        <w:rPr>
+          <w:rStyle w:val="Strong"/>
+        </w:rPr>
+        <w:t>Monetize</w:t>
+      </w:r>
+    </w:p>
+    <w:p>
+      <w:pPr>
+        <w:pStyle w:val="ListParagraph"/>
+        <w:numPr>
+          <w:ilvl w:val="0"/>
+          <w:numId w:val="2"/>
+        </w:numPr>
         <w:rPr>
           <w:rStyle w:val="Strong"/>
           <w:b w:val="0"/>
           <w:bCs w:val="0"/>
         </w:rPr>
-        <w:t>“</w:t>
-      </w:r>
+      </w:pPr>
+      <w:r>
+        <w:rPr>
+          <w:rStyle w:val="Strong"/>
+        </w:rPr>
+        <w:t>Undermarket Donate</w:t>
+      </w:r>
+    </w:p>
+    <w:p>
+      <w:pPr>
+        <w:pStyle w:val="Quote"/>
+      </w:pPr>
       <w:r>
         <w:rPr>
           <w:rStyle w:val="Strong"/>
           <w:b w:val="0"/>
           <w:bCs w:val="0"/>
         </w:rPr>
-        <w:t>I would love to use the Court Buy since I don’t have any Investments</w:t>
+        <w:t xml:space="preserve">“I have a bunch of Coins that won’t give me any Honor at the end of the game, so I need to convert them into something that will. We get Honor for Troops, Spies, and Alliance Tokens at the end of the game, but it’s more efficient for me to Donate my Coins to the King in return for Honor. I may Donate 1 Coin per Leader Level, with </w:t>
       </w:r>
       <w:r>
         <w:rPr>
@@ -1075,7 +1457,7 @@
           <w:b w:val="0"/>
           <w:bCs w:val="0"/>
         </w:rPr>
-        <w:t>, but the Master of Lies already took that space, so I need to go to the Undermarket and use the worse rate.</w:t>
+        <w:t>Abusive Power</w:t>
       </w:r>
       <w:r>
         <w:rPr>
@@ -1083,7 +1465,7 @@
           <w:b w:val="0"/>
           <w:bCs w:val="0"/>
         </w:rPr>
-        <w:t xml:space="preserve"> I’ll pay 2 Coins to the Free Bank for </w:t>
+        <w:t xml:space="preserve"> enabling me to Donate 2 extra Coins</w:t>
       </w:r>
       <w:r>
         <w:rPr>
@@ -1091,7 +1473,7 @@
           <w:b w:val="0"/>
           <w:bCs w:val="0"/>
         </w:rPr>
-        <w:t>4</w:t>
+        <w:t xml:space="preserve"> in the Undermarket</w:t>
       </w:r>
       <w:r>
         <w:rPr>
@@ -1099,7 +1481,7 @@
           <w:b w:val="0"/>
           <w:bCs w:val="0"/>
         </w:rPr>
-        <w:t xml:space="preserve"> Commodities and decrease the Market Rate.</w:t>
+        <w:t xml:space="preserve">. I’ll </w:t>
       </w:r>
       <w:r>
         <w:rPr>
@@ -1107,66 +1489,15 @@
           <w:b w:val="0"/>
           <w:bCs w:val="0"/>
         </w:rPr>
-        <w:t>”</w:t>
-      </w:r>
-    </w:p>
-    <w:p>
-      <w:pPr>
-        <w:pStyle w:val="ListParagraph"/>
-        <w:numPr>
-          <w:ilvl w:val="0"/>
-          <w:numId w:val="5"/>
-        </w:numPr>
-      </w:pPr>
-      <w:r>
-        <w:rPr>
-          <w:rStyle w:val="Strong"/>
-        </w:rPr>
-        <w:t>Undermarket Sell</w:t>
-      </w:r>
-      <w:r>
-        <w:rPr>
-          <w:rStyle w:val="Strong"/>
-        </w:rPr>
-        <w:t xml:space="preserve"> </w:t>
-      </w:r>
-      <w:r>
-        <w:t xml:space="preserve">for 4 Coins using </w:t>
-      </w:r>
-      <w:r>
-        <w:rPr>
-          <w:rStyle w:val="SubtleReference"/>
-        </w:rPr>
-        <w:t>Blood Pact</w:t>
-      </w:r>
-      <w:r>
-        <w:t xml:space="preserve"> and </w:t>
-      </w:r>
-      <w:r>
-        <w:rPr>
-          <w:rStyle w:val="SubtleReference"/>
-        </w:rPr>
-        <w:t>Dangerous Promises</w:t>
-      </w:r>
-      <w:r>
-        <w:t>.</w:t>
-      </w:r>
-    </w:p>
-    <w:p>
-      <w:pPr>
-        <w:pStyle w:val="Quote"/>
-        <w:rPr>
-          <w:b/>
-          <w:bCs/>
-        </w:rPr>
-      </w:pPr>
+        <w:t>only put 3</w:t>
+      </w:r>
       <w:r>
         <w:rPr>
           <w:rStyle w:val="Strong"/>
           <w:b w:val="0"/>
           <w:bCs w:val="0"/>
         </w:rPr>
-        <w:t>“</w:t>
+        <w:t xml:space="preserve"> Coins in the Royal Bank </w:t>
       </w:r>
       <w:r>
         <w:rPr>
@@ -1174,7 +1505,7 @@
           <w:b w:val="0"/>
           <w:bCs w:val="0"/>
         </w:rPr>
-        <w:t>That Market Rate dropped fast, so I’ll sell my Commodities right away!</w:t>
+        <w:t xml:space="preserve">since the fourth won’t benefit me </w:t>
       </w:r>
       <w:r>
         <w:rPr>
@@ -1182,237 +1513,23 @@
           <w:b w:val="0"/>
           <w:bCs w:val="0"/>
         </w:rPr>
-        <w:t>”</w:t>
-      </w:r>
-    </w:p>
-    <w:p>
-      <w:pPr>
-        <w:pStyle w:val="ListParagraph"/>
-        <w:numPr>
-          <w:ilvl w:val="0"/>
-          <w:numId w:val="5"/>
-        </w:numPr>
-      </w:pPr>
-      <w:r>
-        <w:rPr>
-          <w:rStyle w:val="Strong"/>
-        </w:rPr>
-        <w:t xml:space="preserve">Recruit </w:t>
-      </w:r>
-      <w:r>
-        <w:t>2 Troops</w:t>
-      </w:r>
-      <w:r>
-        <w:t>.</w:t>
-      </w:r>
-    </w:p>
-    <w:p>
-      <w:pPr>
-        <w:pStyle w:val="Heading2"/>
-      </w:pPr>
-      <w:r>
-        <w:lastRenderedPageBreak/>
-        <w:t>Report Phase</w:t>
-      </w:r>
-    </w:p>
-    <w:p>
-      <w:pPr>
-        <w:pStyle w:val="ListParagraph"/>
-        <w:numPr>
-          <w:ilvl w:val="0"/>
-          <w:numId w:val="11"/>
-        </w:numPr>
-      </w:pPr>
-      <w:r>
-        <w:t>After everyone has collected their Leaders,</w:t>
-      </w:r>
-    </w:p>
-    <w:p>
-      <w:pPr>
-        <w:pStyle w:val="Quote"/>
-      </w:pPr>
-      <w:r>
-        <w:t>“</w:t>
-      </w:r>
-      <w:r>
-        <w:t>It’s Scheme time again</w:t>
-      </w:r>
-      <w:r>
-        <w:t xml:space="preserve">! </w:t>
-      </w:r>
-      <w:r>
-        <w:t>Hopefully something happened this round.</w:t>
-      </w:r>
-      <w:r>
-        <w:t xml:space="preserve"> Each Scheme needs one Spy in the pouch, so if there are not enough Spies, the extra Schemes will get discarded.</w:t>
-      </w:r>
-      <w:r>
-        <w:t xml:space="preserve"> A Scheme card will have 1 or 2 card markers on it. The marker on the top of the card determines the Target, the player that has to read the card out loud and fulfill it. If there is a card marker on the bottom of the card,</w:t>
-      </w:r>
-      <w:r>
-        <w:t xml:space="preserve"> it determines the Receiver</w:t>
-      </w:r>
-      <w:r>
-        <w:t>,</w:t>
-      </w:r>
-      <w:r>
-        <w:t xml:space="preserve"> </w:t>
-      </w:r>
-      <w:r>
-        <w:t>the</w:t>
-      </w:r>
-      <w:r>
-        <w:t xml:space="preserve"> player </w:t>
-      </w:r>
-      <w:r>
-        <w:t xml:space="preserve">that </w:t>
-      </w:r>
-      <w:r>
-        <w:t>has a chance to</w:t>
-      </w:r>
-      <w:r>
-        <w:t xml:space="preserve"> </w:t>
-      </w:r>
-      <w:r>
-        <w:t>benefit from the Target</w:t>
-      </w:r>
-      <w:r>
-        <w:t>’s misfortune.</w:t>
-      </w:r>
-      <w:r>
-        <w:t xml:space="preserve"> Before the Target follows the instructions on the card, he will roll one non-player die. If the result is less than or equal to </w:t>
-      </w:r>
-      <w:r>
-        <w:t>the half the number of his current Troops, his guards catch the Spy, and the Target discards the Scheme with no effect. If the result is greater than half his Troops, the Scheme succeeds, and he must follow the instructions. This is know as a</w:t>
-      </w:r>
-      <w:r>
-        <w:t xml:space="preserve">n Evasion </w:t>
-      </w:r>
-      <w:r>
-        <w:t xml:space="preserve">Roll, and some investments improve your chance of defending a scheme. </w:t>
-      </w:r>
-      <w:r>
-        <w:t xml:space="preserve">Some scheme </w:t>
-      </w:r>
-      <w:r>
-        <w:t xml:space="preserve">instructions </w:t>
-      </w:r>
-      <w:r>
-        <w:t xml:space="preserve">have a random value, known as a </w:t>
-      </w:r>
-      <w:r>
-        <w:t>Damage</w:t>
-      </w:r>
-      <w:r>
-        <w:t xml:space="preserve"> Roll</w:t>
-      </w:r>
-      <w:r>
-        <w:t>. Again some investments lower the potential damage of schemes.</w:t>
-      </w:r>
-      <w:r>
-        <w:t xml:space="preserve"> If the scheme has a Card Roll, use the result of another die roll.</w:t>
-      </w:r>
-      <w:r>
-        <w:t xml:space="preserve"> If the card has a Receiver, give the instructed resources to the Receiver.</w:t>
-      </w:r>
-      <w:r>
-        <w:t>”</w:t>
-      </w:r>
-    </w:p>
-    <w:p>
-      <w:pPr>
-        <w:pStyle w:val="ListParagraph"/>
-        <w:numPr>
-          <w:ilvl w:val="0"/>
-          <w:numId w:val="11"/>
-        </w:numPr>
-      </w:pPr>
-      <w:r>
-        <w:t>After checking all Scheme pouches,</w:t>
-      </w:r>
-    </w:p>
-    <w:p>
-      <w:pPr>
-        <w:pStyle w:val="Quote"/>
-      </w:pPr>
-      <w:r>
-        <w:t xml:space="preserve">“Now that we have resolved </w:t>
-      </w:r>
-      <w:r>
-        <w:t>the</w:t>
-      </w:r>
-      <w:r>
-        <w:t xml:space="preserve"> Schemes, I will reset the card markers in these pouches and redistribute them.”</w:t>
-      </w:r>
-    </w:p>
-    <w:p>
-      <w:pPr>
-        <w:pStyle w:val="Heading1"/>
-      </w:pPr>
-      <w:r>
-        <w:t>Round 3</w:t>
-      </w:r>
-    </w:p>
-    <w:p>
-      <w:pPr>
-        <w:pStyle w:val="Heading2"/>
-      </w:pPr>
-      <w:r>
-        <w:t>Action Phase</w:t>
-      </w:r>
-    </w:p>
-    <w:p>
-      <w:pPr>
-        <w:pStyle w:val="ListParagraph"/>
-        <w:numPr>
-          <w:ilvl w:val="0"/>
-          <w:numId w:val="2"/>
-        </w:numPr>
-      </w:pPr>
-      <w:r>
-        <w:rPr>
-          <w:rStyle w:val="Strong"/>
-        </w:rPr>
-        <w:t xml:space="preserve">Undermarket </w:t>
-      </w:r>
-      <w:r>
-        <w:rPr>
-          <w:rStyle w:val="Strong"/>
-        </w:rPr>
-        <w:t>Monetize</w:t>
-      </w:r>
-    </w:p>
-    <w:p>
-      <w:pPr>
-        <w:pStyle w:val="ListParagraph"/>
-        <w:numPr>
-          <w:ilvl w:val="0"/>
-          <w:numId w:val="2"/>
-        </w:numPr>
+        <w:t xml:space="preserve">and gain half (rounded up) the number of Coins I donated in Honor for a total of </w:t>
+      </w:r>
+      <w:r>
         <w:rPr>
           <w:rStyle w:val="Strong"/>
           <w:b w:val="0"/>
           <w:bCs w:val="0"/>
         </w:rPr>
-      </w:pPr>
-      <w:r>
-        <w:rPr>
-          <w:rStyle w:val="Strong"/>
-        </w:rPr>
-        <w:t>Undermarket Donate</w:t>
-      </w:r>
-    </w:p>
-    <w:p>
-      <w:pPr>
-        <w:pStyle w:val="Quote"/>
-      </w:pPr>
+        <w:t>2</w:t>
+      </w:r>
       <w:r>
         <w:rPr>
           <w:rStyle w:val="Strong"/>
           <w:b w:val="0"/>
           <w:bCs w:val="0"/>
         </w:rPr>
-        <w:t xml:space="preserve">“I have a bunch of Coins that won’t give me any Honor at the end of the game, so I need to convert them into something that will. We get Honor for Troops, Spies, and Alliance Tokens at the end of the game, but it’s more efficient for me to Donate my Coins to the King in return for Honor. I may Donate 1 Coin per Leader Level, with </w:t>
+        <w:t xml:space="preserve"> Honor.</w:t>
       </w:r>
       <w:r>
         <w:rPr>
@@ -1420,7 +1537,7 @@
           <w:b w:val="0"/>
           <w:bCs w:val="0"/>
         </w:rPr>
-        <w:t>Abusive Power</w:t>
+        <w:t xml:space="preserve"> The Undermarket penalty here works a little different</w:t>
       </w:r>
       <w:r>
         <w:rPr>
@@ -1428,7 +1545,7 @@
           <w:b w:val="0"/>
           <w:bCs w:val="0"/>
         </w:rPr>
-        <w:t xml:space="preserve"> enabling me to Donate 2 extra Coins</w:t>
+        <w:t>ly</w:t>
       </w:r>
       <w:r>
         <w:rPr>
@@ -1436,7 +1553,7 @@
           <w:b w:val="0"/>
           <w:bCs w:val="0"/>
         </w:rPr>
-        <w:t xml:space="preserve"> in the Undermarket</w:t>
+        <w:t xml:space="preserve">. Instead of </w:t>
       </w:r>
       <w:r>
         <w:rPr>
@@ -1444,7 +1561,8 @@
           <w:b w:val="0"/>
           <w:bCs w:val="0"/>
         </w:rPr>
-        <w:t xml:space="preserve">. I’ll </w:t>
+        <w:lastRenderedPageBreak/>
+        <w:t xml:space="preserve">giving me a worse rate, I have to demote the leader I used </w:t>
       </w:r>
       <w:r>
         <w:rPr>
@@ -1452,7 +1570,7 @@
           <w:b w:val="0"/>
           <w:bCs w:val="0"/>
         </w:rPr>
-        <w:t>only put 3</w:t>
+        <w:t xml:space="preserve">by 1 level </w:t>
       </w:r>
       <w:r>
         <w:rPr>
@@ -1460,7 +1578,7 @@
           <w:b w:val="0"/>
           <w:bCs w:val="0"/>
         </w:rPr>
-        <w:t xml:space="preserve"> Coins in the Royal Bank </w:t>
+        <w:t xml:space="preserve">after </w:t>
       </w:r>
       <w:r>
         <w:rPr>
@@ -1468,7 +1586,7 @@
           <w:b w:val="0"/>
           <w:bCs w:val="0"/>
         </w:rPr>
-        <w:t xml:space="preserve">since the fourth won’t benefit me </w:t>
+        <w:t>the action is complete. That’s a price I’m willing to pay since we are about to finish the game.</w:t>
       </w:r>
       <w:r>
         <w:rPr>
@@ -1476,78 +1594,6 @@
           <w:b w:val="0"/>
           <w:bCs w:val="0"/>
         </w:rPr>
-        <w:t xml:space="preserve">and gain half (rounded up) the number of Coins I donated in Honor for a total of </w:t>
-      </w:r>
-      <w:r>
-        <w:rPr>
-          <w:rStyle w:val="Strong"/>
-          <w:b w:val="0"/>
-          <w:bCs w:val="0"/>
-        </w:rPr>
-        <w:t>2</w:t>
-      </w:r>
-      <w:r>
-        <w:rPr>
-          <w:rStyle w:val="Strong"/>
-          <w:b w:val="0"/>
-          <w:bCs w:val="0"/>
-        </w:rPr>
-        <w:t xml:space="preserve"> Honor.</w:t>
-      </w:r>
-      <w:r>
-        <w:rPr>
-          <w:rStyle w:val="Strong"/>
-          <w:b w:val="0"/>
-          <w:bCs w:val="0"/>
-        </w:rPr>
-        <w:t xml:space="preserve"> The Undermarket penalty here works a little different</w:t>
-      </w:r>
-      <w:r>
-        <w:rPr>
-          <w:rStyle w:val="Strong"/>
-          <w:b w:val="0"/>
-          <w:bCs w:val="0"/>
-        </w:rPr>
-        <w:t>ly</w:t>
-      </w:r>
-      <w:r>
-        <w:rPr>
-          <w:rStyle w:val="Strong"/>
-          <w:b w:val="0"/>
-          <w:bCs w:val="0"/>
-        </w:rPr>
-        <w:t xml:space="preserve">. Instead of giving me a worse rate, I have to demote the leader I used </w:t>
-      </w:r>
-      <w:r>
-        <w:rPr>
-          <w:rStyle w:val="Strong"/>
-          <w:b w:val="0"/>
-          <w:bCs w:val="0"/>
-        </w:rPr>
-        <w:t xml:space="preserve">by 1 level </w:t>
-      </w:r>
-      <w:r>
-        <w:rPr>
-          <w:rStyle w:val="Strong"/>
-          <w:b w:val="0"/>
-          <w:bCs w:val="0"/>
-        </w:rPr>
-        <w:t xml:space="preserve">after </w:t>
-      </w:r>
-      <w:r>
-        <w:rPr>
-          <w:rStyle w:val="Strong"/>
-          <w:b w:val="0"/>
-          <w:bCs w:val="0"/>
-        </w:rPr>
-        <w:t>the action is complete. That’s a price I’m willing to pay since we are about to finish the game.</w:t>
-      </w:r>
-      <w:r>
-        <w:rPr>
-          <w:rStyle w:val="Strong"/>
-          <w:b w:val="0"/>
-          <w:bCs w:val="0"/>
-        </w:rPr>
         <w:t>”</w:t>
       </w:r>
     </w:p>
@@ -1560,7 +1606,6 @@
         </w:numPr>
       </w:pPr>
       <w:r>
-        <w:lastRenderedPageBreak/>
         <w:t>After finishing this action, trade</w:t>
       </w:r>
       <w:r>
